--- a/memos/plan_restaurant_hourly__ssss_committee_packet.docx
+++ b/memos/plan_restaurant_hourly__ssss_committee_packet.docx
@@ -77,7 +77,7 @@
     </w:p>
     <w:p>
       <w:r>
-        <w:t>Rubric v2, threshold 7 of 12, strategy gate. No candidate is eligible on held data.</w:t>
+        <w:t>Tark benchmark rubric, 12 points, threshold 7 of 12, strategy gate. No candidate is eligible on held data.</w:t>
       </w:r>
     </w:p>
     <w:tbl>
@@ -235,7 +235,7 @@
           </w:tcPr>
           <w:p>
             <w:r>
-              <w:t>Peer cohort composite: venture without ssss (arkvx, dxyz)</w:t>
+              <w:t>Peer composite, pre-IPO and venture cohort without Neostellar Capital Corp. (members: ARK Venture Fund, Destiny Tech100 Inc)</w:t>
             </w:r>
           </w:p>
         </w:tc>
@@ -245,7 +245,7 @@
           </w:tcPr>
           <w:p>
             <w:r>
-              <w:t>4/12</w:t>
+              <w:t>3/12</w:t>
             </w:r>
           </w:p>
         </w:tc>
@@ -266,7 +266,7 @@
         <w:pStyle w:val="Heading1"/>
       </w:pPr>
       <w:r>
-        <w:t>Exhibit B.</w:t>
+        <w:t>Exhibit B. Liquidity match for this plan</w:t>
       </w:r>
     </w:p>
     <w:p>
@@ -371,7 +371,7 @@
           </w:tcPr>
           <w:p>
             <w:r>
-              <w:t>listed_bdc</w:t>
+              <w:t>listed BDC</w:t>
             </w:r>
           </w:p>
         </w:tc>
@@ -393,7 +393,7 @@
           </w:tcPr>
           <w:p>
             <w:r>
-              <w:t>Dealing cadence per year</w:t>
+              <w:t>Dealing terms</w:t>
             </w:r>
           </w:p>
         </w:tc>
@@ -403,7 +403,7 @@
           </w:tcPr>
           <w:p>
             <w:r>
-              <w:t>252</w:t>
+              <w:t>daily on-exchange dealing, no fund-level cap (3.1)</w:t>
             </w:r>
           </w:p>
         </w:tc>
@@ -425,7 +425,39 @@
           </w:tcPr>
           <w:p>
             <w:r>
-              <w:t>Repurchase cap</w:t>
+              <w:t>Repurchase caps</w:t>
+            </w:r>
+          </w:p>
+        </w:tc>
+        <w:tc>
+          <w:tcPr>
+            <w:tcW w:type="dxa" w:w="5760"/>
+          </w:tcPr>
+          <w:p>
+            <w:r>
+              <w:t>no fund-level cap, capacity is market depth</w:t>
+            </w:r>
+          </w:p>
+        </w:tc>
+        <w:tc>
+          <w:tcPr>
+            <w:tcW w:type="dxa" w:w="1152"/>
+          </w:tcPr>
+          <w:p>
+            <w:r>
+              <w:t>3.1</w:t>
+            </w:r>
+          </w:p>
+        </w:tc>
+      </w:tr>
+      <w:tr>
+        <w:tc>
+          <w:tcPr>
+            <w:tcW w:type="dxa" w:w="2448"/>
+          </w:tcPr>
+          <w:p>
+            <w:r>
+              <w:t>Annual capacity (binding cap)</w:t>
             </w:r>
           </w:p>
         </w:tc>
@@ -585,7 +617,7 @@
     </w:p>
     <w:p>
       <w:r>
-        <w:t>Cited: cell 3.1, cell 3.3, cell 3.5, cell 3.7, cell 3.9, cell 2.7, plan: plan_restaurant_hourly.json (Form 5500, plan year 2024-05-01 to 2025-04-30).</w:t>
+        <w:t>Cited: cell 3.1, cell 3.3, plan: plan_restaurant_hourly.json (Form 5500, plan year 2024-05-01 to 2025-04-30).</w:t>
       </w:r>
     </w:p>
     <w:p>
@@ -725,7 +757,7 @@
           </w:tcPr>
           <w:p>
             <w:r>
-              <w:t>9.46% net expense ratio</w:t>
+              <w:t>9.46% expense ratio, net operating expenses under internal management, the fee regime changed 2026-07-15 (FY2025)</w:t>
             </w:r>
           </w:p>
         </w:tc>
@@ -789,7 +821,7 @@
           </w:tcPr>
           <w:p>
             <w:r>
-              <w:t>extracted</w:t>
+              <w:t>no typed fact for this cell</w:t>
             </w:r>
           </w:p>
         </w:tc>
@@ -853,7 +885,7 @@
           </w:tcPr>
           <w:p>
             <w:r>
-              <w:t>partial</w:t>
+              <w:t>no typed fact for this cell</w:t>
             </w:r>
           </w:p>
         </w:tc>
@@ -884,7 +916,7 @@
     </w:p>
     <w:p>
       <w:r>
-        <w:t>Cohort placement (venture, R4 phrasing): mgmt fee: below the cohort median of 2.5 (n=3, too small for percentile language) | expense ratio (bases differ, see notes): above the cohort median of 4.53 (n=3, too small for percentile language) | repurchase cap: fact unavailable for this member. Stats and per-member values in data/cohorts/venture.json, membership rationales in data/facts.</w:t>
+        <w:t>Cohort placement (pre-IPO and venture cohort): mgmt fee: below the cohort median of 2.5 (n=3, too small for percentile language) | expense ratio (bases differ, see notes): above the cohort median of 4.53 (n=3, too small for percentile language) | repurchase cap: fact unavailable for this member. Statistics and per-member values are in the cohort artifact, membership rationales in the typed facts.</w:t>
       </w:r>
     </w:p>
     <w:p>
@@ -952,7 +984,7 @@
     </w:p>
     <w:p>
       <w:r>
-        <w:t>Regulatory basis: Fiduciary Duties in Selecting Designated Investment Alternatives, 91 FR 16088 (Mar. 31, 2026), RIN 1210-AC38, proposed 29 CFR 2550.404a-6, paragraphs (g) to (l), cited not paraphrased. Every figure above is a cited cell, a typed projection of one, or an engine artifact of the record as of 2026-09-04. Scenario figures are ILLUSTRATIVE. Sponsor name NEVER appears on demo surfaces. Data is public (DOL Form 5500 FOIA files); anonymization is a project display rule, not a legal requirement.</w:t>
+        <w:t>Regulatory basis: Fiduciary Duties in Selecting Designated Investment Alternatives, 91 FR 16088 (Mar. 31, 2026), RIN 1210-AC38, proposed 29 CFR 2550.404a-6, paragraphs (g) to (l), cited not paraphrased. Every figure above is a cited cell, a typed projection of one, or an engine artifact of the record as of 2026-09-04. Scenario figures are ILLUSTRATIVE. The plan is shown under its anonymized label.</w:t>
       </w:r>
     </w:p>
     <w:sectPr>

--- a/memos/plan_restaurant_hourly__ssss_committee_packet.docx
+++ b/memos/plan_restaurant_hourly__ssss_committee_packet.docx
@@ -41,7 +41,12 @@
     </w:p>
     <w:p>
       <w:r>
-        <w:t>Benchmark: escalated. NO MEANINGFUL BENCHMARK CONSTRUCTIBLE from available data. Required next: public NAV series (quarterly filings) plus a premium/NAV decomposition before any comparator is defensible.</w:t>
+        <w:t>Benchmark: escalated. NO MEANINGFUL BENCHMARK CONSTRUCTIBLE for this pre-IPO and venture fund: its price is premium-driven and decoupled from NAV, so every candidate benchmarks the premium, not the portfolio. Required next: a NAV series from the filings and a premium to NAV decomposition before any comparator is defensible.</w:t>
+      </w:r>
+    </w:p>
+    <w:p>
+      <w:r>
+        <w:t>Peer comparison (paragraphs (g) and (h)): composite refused, fewer than 3 peers remain after leaving Neostellar Capital Corp. out (2: Destiny Tech100 Inc, ARK Venture Fund).</w:t>
       </w:r>
     </w:p>
     <w:p>
@@ -54,12 +59,20 @@
         <w:pStyle w:val="ListBullet"/>
       </w:pPr>
       <w:r>
-        <w:t>Benchmark: NO MEANINGFUL BENCHMARK CONSTRUCTIBLE from available data. Required next: public NAV series (quarterly filings) plus a premium/NAV decomposition before any comparator is defensible. (benchmark selection)</w:t>
+        <w:t>Benchmark: NO MEANINGFUL BENCHMARK CONSTRUCTIBLE for this pre-IPO and venture fund: its price is premium-driven and decoupled from NAV, so every candidate benchmarks the premium, not the portfolio. Required next: a NAV series from the filings and a premium to NAV decomposition before any comparator is defensible. (benchmark selection)</w:t>
+      </w:r>
+    </w:p>
+    <w:p>
+      <w:pPr>
+        <w:pStyle w:val="ListBullet"/>
+      </w:pPr>
+      <w:r>
+        <w:t>Peer comparison: composite refused, fewer than 3 peers remain after leaving Neostellar Capital Corp. out (2: Destiny Tech100 Inc, ARK Venture Fund) (cell 1.12)</w:t>
       </w:r>
     </w:p>
     <w:p>
       <w:r>
-        <w:t>Evidence coverage: 43 of 43 resolvable, 0 verified, 11 n/a by wrapper. Verified by a person: 0. Advisor-stated inputs for this plan: 0 of 6.</w:t>
+        <w:t>Evidence coverage: 45 of 45 resolvable, 0 verified, 10 n/a by wrapper. Verified by a person: 0. Advisor-stated inputs for this plan: 0 of 6.</w:t>
       </w:r>
     </w:p>
     <w:p>
@@ -77,7 +90,7 @@
     </w:p>
     <w:p>
       <w:r>
-        <w:t>Tark benchmark rubric, 12 points, threshold 7 of 12, strategy gate. No candidate is eligible on held data.</w:t>
+        <w:t>Tark benchmark rubric, 12 points, threshold 7 of 12, strategy gate, affiliated providers ineligible. No candidate is eligible on held data.</w:t>
       </w:r>
     </w:p>
     <w:tbl>
@@ -141,7 +154,7 @@
           </w:tcPr>
           <w:p>
             <w:r>
-              <w:t>rejected</w:t>
+              <w:t>SEC-required comparator</w:t>
             </w:r>
           </w:p>
         </w:tc>
@@ -151,7 +164,47 @@
           </w:tcPr>
           <w:p>
             <w:r>
-              <w:t>S&amp;P 500 investable proxy (SPY)</w:t>
+              <w:t>S&amp;P 500</w:t>
+            </w:r>
+          </w:p>
+        </w:tc>
+        <w:tc>
+          <w:tcPr>
+            <w:tcW w:type="dxa" w:w="864"/>
+          </w:tcPr>
+          <w:p>
+            <w:r/>
+          </w:p>
+        </w:tc>
+        <w:tc>
+          <w:tcPr>
+            <w:tcW w:type="dxa" w:w="3888"/>
+          </w:tcPr>
+          <w:p>
+            <w:r>
+              <w:t>held, scored 7/12, fund price decoupled from NAV. KS-PME 1.0302, Direct Alpha 0.37%/yr, 2018-07-18 to 2026-07-17</w:t>
+            </w:r>
+          </w:p>
+        </w:tc>
+      </w:tr>
+      <w:tr>
+        <w:tc>
+          <w:tcPr>
+            <w:tcW w:type="dxa" w:w="1152"/>
+          </w:tcPr>
+          <w:p>
+            <w:r>
+              <w:t>Peer comparison (paragraphs (g) and (h))</w:t>
+            </w:r>
+          </w:p>
+        </w:tc>
+        <w:tc>
+          <w:tcPr>
+            <w:tcW w:type="dxa" w:w="3456"/>
+          </w:tcPr>
+          <w:p>
+            <w:r>
+              <w:t>Peer composite, pre-IPO and venture cohort without Neostellar Capital Corp.</w:t>
             </w:r>
           </w:p>
         </w:tc>
@@ -161,7 +214,7 @@
           </w:tcPr>
           <w:p>
             <w:r>
-              <w:t>7/12</w:t>
+              <w:t>not scored</w:t>
             </w:r>
           </w:p>
         </w:tc>
@@ -171,7 +224,7 @@
           </w:tcPr>
           <w:p>
             <w:r>
-              <w:t>fund price is premium/discount-driven and decoupled from NAV. Benchmarking the price benchmarks the premium, not the portfolio</w:t>
+              <w:t>composite refused: fewer than 3 peers remain after leaving Neostellar Capital Corp. out (2: Destiny Tech100 Inc, ARK Venture Fund)</w:t>
             </w:r>
           </w:p>
         </w:tc>
@@ -235,7 +288,7 @@
           </w:tcPr>
           <w:p>
             <w:r>
-              <w:t>Peer composite, pre-IPO and venture cohort without Neostellar Capital Corp. (members: ARK Venture Fund, Destiny Tech100 Inc)</w:t>
+              <w:t>S&amp;P 500 investable proxy (SPY)</w:t>
             </w:r>
           </w:p>
         </w:tc>
@@ -245,7 +298,7 @@
           </w:tcPr>
           <w:p>
             <w:r>
-              <w:t>3/12</w:t>
+              <w:t>7/12</w:t>
             </w:r>
           </w:p>
         </w:tc>
@@ -270,16 +323,8 @@
       </w:r>
     </w:p>
     <w:p>
-      <w:pPr>
-        <w:pStyle w:val="Heading1"/>
-      </w:pPr>
       <w:r>
-        <w:t>Product-to-plan liquidity match</w:t>
-      </w:r>
-    </w:p>
-    <w:p>
-      <w:r>
-        <w:t>Plan: US casual-dining restaurant group 401(k) plan (~$1.6B, FL). verdict is structural (typed facts, cells 3.1, 3.3, 2.7, plan-independent). scenario_verdict is ILLUSTRATIVE (demand model against the same capacity, per plan).</w:t>
+        <w:t>Plan: US casual-dining restaurant group 401(k) plan (~$1.6B, FL). verdict is structural (typed facts, cells 3.1, 3.3, 2.7, plan-independent). scenario_verdict is ILLUSTRATIVE (the plan's filed outflow proxy as the base demand and the sliders as the stress, against the same capacity, per plan).</w:t>
       </w:r>
     </w:p>
     <w:p>
@@ -578,6 +623,38 @@
           </w:p>
         </w:tc>
       </w:tr>
+      <w:tr>
+        <w:tc>
+          <w:tcPr>
+            <w:tcW w:type="dxa" w:w="2448"/>
+          </w:tcPr>
+          <w:p>
+            <w:r>
+              <w:t>Fund net assets (for the dollar capacity)</w:t>
+            </w:r>
+          </w:p>
+        </w:tc>
+        <w:tc>
+          <w:tcPr>
+            <w:tcW w:type="dxa" w:w="5760"/>
+          </w:tcPr>
+          <w:p>
+            <w:r>
+              <w:t>not typed: aggregate net assets not yet carried into a typed cell. Verification-queue item</w:t>
+            </w:r>
+          </w:p>
+        </w:tc>
+        <w:tc>
+          <w:tcPr>
+            <w:tcW w:type="dxa" w:w="1152"/>
+          </w:tcPr>
+          <w:p>
+            <w:r>
+              <w:t>3.6</w:t>
+            </w:r>
+          </w:p>
+        </w:tc>
+      </w:tr>
     </w:tbl>
     <w:p>
       <w:pPr>
@@ -589,17 +666,22 @@
     </w:p>
     <w:p>
       <w:r>
-        <w:t>Plan inputs (Form 5500): net assets $1.6B, liquidity tail 28.2% of accounts (12,176 separated participants with balances).</w:t>
+        <w:t>Plan inputs (Form 5500): net assets $1.6B, liquidity tail 28.2% of accounts (12,176 separated participants with balances), filed outflow proxy 10.8% of beginning net assets per year (Schedule H totals of the plan's Form 5500 for plan year 2024-05-01 to 2025-04-30, from the plan record: total expenses less administrative expenses over beginning net assets, an upper bound on benefit payments while Schedule H line 2e is not in the record).</w:t>
       </w:r>
     </w:p>
     <w:p>
       <w:r>
-        <w:t>Parameters (adjustable on the site, not facts): allocation 5% of plan = $79.3M, tail turnover 20%/yr, active turnover 5%/yr. Base demand $7.3M/yr = 9.2% of the position vs annual wrapper capacity not applicable (exchange-traded).</w:t>
+        <w:t>Base demand (filed outflow proxy applied to a 5% allocation = $79.3M): $8.5M/yr = 10.8% of the position per year vs annual wrapper capacity not applicable (exchange-traded).</w:t>
       </w:r>
     </w:p>
     <w:p>
       <w:r>
-        <w:t>Stressed (tail turnover x2, active turnover x1.5 vs base scenario): demand $13.2M/yr = 16.7% of the position. daily exchange liquidity, so stress transmits to price, not to a fund gate.</w:t>
+        <w:t>Slider assumption (adjustable on the site, not a fact): tail turnover 20%/yr, active turnover 5%/yr, 9.2% of the position per year = $7.3M/yr, shown beside the filed rate, not blended with it.</w:t>
+      </w:r>
+    </w:p>
+    <w:p>
+      <w:r>
+        <w:t>Stressed (the filed outflow proxy plus the increment the sliders add under stress (tail turnover x2, active turnover x1.5 over the slider assumption)): demand $14.4M/yr = 18.2% of the position. daily exchange liquidity, so stress transmits to price, not to a fund gate.</w:t>
       </w:r>
     </w:p>
     <w:p>
@@ -616,8 +698,24 @@
       </w:r>
     </w:p>
     <w:p>
+      <w:pPr>
+        <w:pStyle w:val="ListBullet"/>
+      </w:pPr>
       <w:r>
-        <w:t>Cited: cell 3.1, cell 3.3, plan: plan_restaurant_hourly.json (Form 5500, plan year 2024-05-01 to 2025-04-30).</w:t>
+        <w:t>Filed outflow proxy (Schedule H, plan year 2024-05-01 to 2025-04-30): 10.8% of the position per year, the plan's total expenses less administrative expenses over beginning net assets, applied to the position. On an exchange this is a selling rate against market depth, not a claim on a fund cap.</w:t>
+      </w:r>
+    </w:p>
+    <w:p>
+      <w:pPr>
+        <w:pStyle w:val="ListBullet"/>
+      </w:pPr>
+      <w:r>
+        <w:t>Slider assumption (illustrative): 9.2% of the position per year, from tail turnover 20%/yr on the 28.2% of accounts that are separated and active turnover 5%/yr on the rest. Shown beside the filed rate, not blended with it, and likewise a selling rate against market depth.</w:t>
+      </w:r>
+    </w:p>
+    <w:p>
+      <w:r>
+        <w:t>Cited: cell 3.1, cell 3.3, cell 3.7, plan: plan_restaurant_hourly.json (Form 5500, plan year 2024-05-01 to 2025-04-30).</w:t>
       </w:r>
     </w:p>
     <w:p>
@@ -853,7 +951,7 @@
           </w:tcPr>
           <w:p>
             <w:r>
-              <w:t>n/a</w:t>
+              <w:t>not applicable, the record states why</w:t>
             </w:r>
           </w:p>
         </w:tc>
@@ -979,7 +1077,7 @@
     </w:p>
     <w:p>
       <w:r>
-        <w:t>Cell status for this product: structured 0, extracted-unverified 27, verified 0, computed 11, partial 4, fetched 1, n/a 11, pending 0.</w:t>
+        <w:t>Cell status for this product: structured 0, extracted-unverified 27, verified 0, computed 13, partial 4, fetched 1, n/a 10, pending 0.</w:t>
       </w:r>
     </w:p>
     <w:p>
